--- a/example_articles/occupations/Construction/4.occupations_Construction_Other_publisher.docx
+++ b/example_articles/occupations/Construction/4.occupations_Construction_Other_publisher.docx
@@ -7,7 +7,7 @@
         <w:pStyle w:val="Heading1"/>
       </w:pPr>
       <w:r>
-        <w:t>BLOKES AT WORK</w:t>
+        <w:t>Sweeney on brink of huge defeat; The state Senate president, a major force in Trenton, trailed a Republican who ran a bare-bones campaign.</w:t>
       </w:r>
     </w:p>
     <w:p>
@@ -17,17 +17,17 @@
     </w:p>
     <w:p>
       <w:r>
-        <w:t>Date: 1993-05-28</w:t>
+        <w:t>Date: 2021-11-04</w:t>
       </w:r>
     </w:p>
     <w:p>
       <w:r>
-        <w:t>Section: ENTERTAINMENT,; WEEKEND MAGAZINE</w:t>
+        <w:t>Section: THE REGION; Pg. B1</w:t>
       </w:r>
     </w:p>
     <w:p>
       <w:r>
-        <w:t>Source file: Other publishers/Files (500) (20).DOCX</w:t>
+        <w:t>Source file: Other publishers/Files (500) (4).DOCX</w:t>
       </w:r>
     </w:p>
     <w:p>
@@ -49,53 +49,49 @@
     </w:p>
     <w:p>
       <w:r>
-        <w:t>If you stumbled across ''Riff-Raff'' on television one night, you might mistake it for a documentary. It even has subtitles, despite the fact that the characters are speaking English, flavored by their Glasgow, Liverpool or Bristol accents.</w:t>
+        <w:t>ABSTRACT</w:t>
         <w:br/>
-        <w:t>''Riff-Raff'' is a blue-collar comedy with a stiff dose of social criticism about the treatment of London's underground society -- construction workers who use fake names on their nonunion jobs and squat in empty apartments they convert into homes. They probably will never get ahead; they're lucky if they get by.</w:t>
+        <w:t>The state Senate president, a major force in Trenton, trailed a Republican who ran a bare-bones campaign.</w:t>
         <w:br/>
-        <w:t>As one of the characters notes, when asked if he ever gets depressed, ''Depressions are for the middle classes. The rest of us have an early start in the morning.''</w:t>
+        <w:t>New Jersey Senate President Steve Sweeney, a Gloucester County Democrat who has been a major political force in Trenton for two decades, appeared Wednesday to be on the brink of losing his reelection bid to an obscure Republican candidate who ran a bare-bones campaign.</w:t>
         <w:br/>
-        <w:t>Although the tone grows increasingly serious toward the end, ''Riff-Raff'' revels in the repartee that makes hard, unappreciated work bearable. It's what workers call ''the crack,'' the humor that keeps them going despite the rats in their makeshift kitchen, the rickety scaffolding, the dirt and the crabby bosses who fire people at the drop of a hardhat.</w:t>
+        <w:t>His loss to Edward R. Durr, 58, a truck driver who has never held office, would likely usher in major changes in the statehouse. Just about every major legislative initiative over the course of Phil Murphy's and Chris Christie's governorships required Sweeney's assent.</w:t>
         <w:br/>
-        <w:t>What brings this gang of men together is an old hospital being converted into luxury apartments. The crew includes a loud-mouthed but kind-hearted liberal named Larry (Ricky Tomlinson), a young Scottish ex-con named Stevie (Robert Carlyle) who's trying to make a fresh start, and an assortment of black men, one of whom dreams of visiting Africa.</w:t>
+        <w:t>Sweeney trailed Durr by about 2,000 votes out of some 62,000 cast, or almost 4 percentage points. This was with all expected votes in from all reporting precincts; it was unclear why the Associated Press had yet to declare a winner Wednesday night.</w:t>
         <w:br/>
-        <w:t>The men help set up Stevie in an empty apartment in a nearby building, and he eventually links up with a needy singer named Susan (Emer McCourt) who is hooted off the stage at the Grapes of Wrath bar until Larry comes to her rescue. As Stevie and Susan struggle with their rocky relationship, he must go home for a funeral that includes a darkly funny bit about scattering ashes.</w:t>
+        <w:t>Durr's apparent victory was a sign, some Democrats said, of an election wave that helped power Republican Jack Ciattarelli's closer-than-expected challenge to Murphy's reelection bid and the GOP win in the Virginia governor's race. Former President Donald Trump twice carried Sweeney's working-class district south of Philadelphia in a state Joe Biden won by 16 points.</w:t>
         <w:br/>
-        <w:t>Even the construction camaraderie can't take the edge off a revelation about Susan, a couple of dismissals and a construction accident. By the movie's end, the riff-raff strikes back with fury.</w:t>
+        <w:t>Sweeney said nothing publicly about the race on Wednesday. But he issued a statement c a n c e l i n g a planned Thursday political meeting in Trenton.</w:t>
         <w:br/>
-        <w:t>Written by the late Bill Jesse who based the story on his own construction experience, ''Riff-Raff'' weaves in its commentary in the most gentle manner -- usually through Larry. He wonders aloud, ''Why should someone make a profit when you boil a kettle? Or when a kid drinks water?''</w:t>
+        <w:t>"Due to the closeness of several State Senate elections, the leadership caucus scheduled for tomorrow will be delayed," he said, without mentioning his own race. "The caucus will be rescheduled once the result of every Senate election is determined."</w:t>
         <w:br/>
-        <w:t>He also asks why anyone should be homeless in the '90s, and exhorts the men to demand safer working conditions. But since this is a movie that mirrors real life, Larry isn't given a bonus for his efforts.</w:t>
+        <w:t>Sweeney's Assembly running mates were also trailing in races that were too close to call. Perhaps even more alarming for Democrats than Sweeney's possible defeat, the party faced tight races in more liberal areas like the Princeton-area 16th Senate District, which Biden carried by 20 points.</w:t>
         <w:br/>
-        <w:t>''Riff-Raff,'' opening tonight at Filmmakers at the Fulton, is one of the most refreshingly original movies I've seen in a while. Although set in London, its points about humor on the job (who among us hasn't survived an intolerable job because of our coworkers) and working-class blokes know no bounds.</w:t>
+        <w:t>Yet aloss by Sweeney, 62, the longest-serving Senate president in New Jersey history, would have outsize ramifications.</w:t>
         <w:br/>
-        <w:t xml:space="preserve"> </w:t>
+        <w:t>Having served as Senate president since 2010, Sweeney has helped guide policymaking on everything from economic development in South Jersey to the state's retirement plans for public workers to the appointment of scores of judges and executive-branch officials.</w:t>
         <w:br/>
-        <w:t>'RIFF-RAFF'</w:t>
+        <w:t>"There's a delicate balance of power between North Jersey and South Jersey, and all the various political fiefdoms within," said Ben Dworkin, director of the Rowan Institute for Public Policy &amp; Citizenship at Rowan University in Glassboro.</w:t>
         <w:br/>
-        <w:t xml:space="preserve"> </w:t>
+        <w:t>"Because it's such a delicate balance of power, taking him out of the equation upends everything," Dworkin said. "He effectively was the king of the Senate. When the king is gone, lots of people think they can be king. Right now there'll be intense positioning for how the legislative leadership is going to look moving forward."</w:t>
         <w:br/>
-        <w:t>Rating: R in nature for profanity</w:t>
+        <w:t>Sweeney and his Assembly running mates had spent more than $1 million as of late October, records show.</w:t>
         <w:br/>
-        <w:t xml:space="preserve"> </w:t>
+        <w:t>Durr, of Logan Township, and his running mates raised just $10,460, according to an Oct. 27 campaign finance report. By contrast, when New Jersey's largest teachers' union sought to unseat Sweeney in 2017, it spent about $5 million, and he still won by 18 points.</w:t>
         <w:br/>
-        <w:t>Players: Robert Carlyle, Emer McCourt</w:t>
+        <w:t>On his campaign website, Durr said his priorities include repairing roads and reducing taxes. Durr pegged Sweeney as being complicit in Murphy's response to the coronavirus, and criticized him for "sitting by" amid state and school closures, mask orders, and vaccine mandates. He told Politico the area's distrust and dissatisfaction of the longtime Democratic machine also led to his success.</w:t>
         <w:br/>
-        <w:t xml:space="preserve"> </w:t>
+        <w:t>In an August interview, Durr said he was inspired to get into politics after he was denied a concealed-carry permit despite having a clean record.</w:t>
         <w:br/>
-        <w:t>Director: Ken Loach</w:t>
+        <w:t>An ironworker by trade, Sweeney, of West Deptford, rose to become vice president of the International Association of Iron Workers union. He's a former longtime chairman of the Gloucester County Board of Commissioners and was first elected to the Senate in 2002.</w:t>
         <w:br/>
-        <w:t xml:space="preserve"> </w:t>
+        <w:t>With the help of his childhood friend George E. Norcross III, the insurance executive and Democratic power broker, Sweeney climbed the ranks of legislative leadership and built political clout for South Jersey - which had been long overshadowed by Democrats in the northern part of the state.</w:t>
         <w:br/>
-        <w:t>Critic's call: three stars</w:t>
+        <w:t>Sweeney ousted a North Jersey Democrat, former Gov. Richard Codey of Essex County, as Senate president at the end of 2009. Christie was elected governor that year and they forged a perhaps unlikely friendship and on-again, off-again political partnership.</w:t>
         <w:br/>
+        <w:t>Sweeney, marshaling the support of his bloc of loyal South Jersey legislative foot soldiers, helped Christie pass legislation requiring public workers to contribute more toward their pensions and health benefits. That passed over the objections of most Democrats in the Legislature and their allies in public-sector unions like the Communications Workers of America and New Jersey Education Association.</w:t>
         <w:br/>
-        <w:t>Graphic</w:t>
-        <w:br/>
-        <w:br/>
-        <w:t xml:space="preserve"> </w:t>
-        <w:br/>
-        <w:t>PHOTO, Robert Carlyle is a Scottish ex-con in ''Riff-Raff.''</w:t>
+        <w:t>Christie's ability to enact such measures into law in blue New Jersey burnished his reputation as a no-nonsense bipartisan reformer that vaulted him to national GOP stardom. As Christie traveled the country in the following years as he prepared to run for president, he told GOP audiences about his work with Sweeney as evidence that he could shake things up in Washington. aseidman@inquirer.com AndrewSeidman</w:t>
       </w:r>
     </w:p>
     <w:sectPr>
